--- a/Bảng báo cáo nhóm môn Phân tích số liệu và kinh doanh thông minh.docx
+++ b/Bảng báo cáo nhóm môn Phân tích số liệu và kinh doanh thông minh.docx
@@ -4903,7 +4903,23 @@
           <w:sz w:val="26"/>
           <w:szCs w:val="26"/>
         </w:rPr>
-        <w:t>Ngoài phần Mở đầu, Kết luận - Kiến nghị và Tài liệu tham khảo, nội dung chính của đề tài được cấu trúc thành 4 chương logic:</w:t>
+        <w:t xml:space="preserve">Ngoài phần Mở đầu, Kết luận - Kiến nghị và Tài liệu tham khảo, nội dung chính của đề tài được cấu trúc thành </w:t>
+      </w:r>
+      <w:r>
+        <w:rPr>
+          <w:rFonts w:ascii="Times New Roman" w:hAnsi="Times New Roman" w:cs="Times New Roman"/>
+          <w:sz w:val="26"/>
+          <w:szCs w:val="26"/>
+        </w:rPr>
+        <w:t>5</w:t>
+      </w:r>
+      <w:r>
+        <w:rPr>
+          <w:rFonts w:ascii="Times New Roman" w:hAnsi="Times New Roman" w:cs="Times New Roman"/>
+          <w:sz w:val="26"/>
+          <w:szCs w:val="26"/>
+        </w:rPr>
+        <w:t xml:space="preserve"> chương logic:</w:t>
       </w:r>
     </w:p>
     <w:p>

--- a/Bảng báo cáo nhóm môn Phân tích số liệu và kinh doanh thông minh.docx
+++ b/Bảng báo cáo nhóm môn Phân tích số liệu và kinh doanh thông minh.docx
@@ -651,6 +651,14 @@
                       <w:szCs w:val="28"/>
                     </w:rPr>
                   </w:pPr>
+                  <w:r>
+                    <w:rPr>
+                      <w:rFonts w:ascii="Times New Roman" w:hAnsi="Times New Roman" w:cs="Times New Roman"/>
+                      <w:sz w:val="28"/>
+                      <w:szCs w:val="28"/>
+                    </w:rPr>
+                    <w:t>Trương Đức Huy</w:t>
+                  </w:r>
                 </w:p>
               </w:tc>
               <w:tc>
@@ -668,6 +676,14 @@
                       <w:szCs w:val="28"/>
                     </w:rPr>
                   </w:pPr>
+                  <w:r>
+                    <w:rPr>
+                      <w:rFonts w:ascii="Times New Roman" w:hAnsi="Times New Roman" w:cs="Times New Roman"/>
+                      <w:sz w:val="28"/>
+                      <w:szCs w:val="28"/>
+                    </w:rPr>
+                    <w:t>65131356</w:t>
+                  </w:r>
                 </w:p>
               </w:tc>
               <w:tc>
@@ -685,6 +701,14 @@
                       <w:szCs w:val="28"/>
                     </w:rPr>
                   </w:pPr>
+                  <w:r>
+                    <w:rPr>
+                      <w:rFonts w:ascii="Times New Roman" w:hAnsi="Times New Roman" w:cs="Times New Roman"/>
+                      <w:sz w:val="28"/>
+                      <w:szCs w:val="28"/>
+                    </w:rPr>
+                    <w:t>100%</w:t>
+                  </w:r>
                 </w:p>
               </w:tc>
             </w:tr>
@@ -728,6 +752,14 @@
                       <w:szCs w:val="28"/>
                     </w:rPr>
                   </w:pPr>
+                  <w:r>
+                    <w:rPr>
+                      <w:rFonts w:ascii="Times New Roman" w:hAnsi="Times New Roman" w:cs="Times New Roman"/>
+                      <w:sz w:val="28"/>
+                      <w:szCs w:val="28"/>
+                    </w:rPr>
+                    <w:t xml:space="preserve">Bùi Hoán </w:t>
+                  </w:r>
                 </w:p>
               </w:tc>
               <w:tc>
@@ -745,6 +777,14 @@
                       <w:szCs w:val="28"/>
                     </w:rPr>
                   </w:pPr>
+                  <w:r>
+                    <w:rPr>
+                      <w:rFonts w:ascii="Times New Roman" w:hAnsi="Times New Roman" w:cs="Times New Roman"/>
+                      <w:sz w:val="28"/>
+                      <w:szCs w:val="28"/>
+                    </w:rPr>
+                    <w:t>65131084</w:t>
+                  </w:r>
                 </w:p>
               </w:tc>
               <w:tc>
@@ -762,6 +802,14 @@
                       <w:szCs w:val="28"/>
                     </w:rPr>
                   </w:pPr>
+                  <w:r>
+                    <w:rPr>
+                      <w:rFonts w:ascii="Times New Roman" w:hAnsi="Times New Roman" w:cs="Times New Roman"/>
+                      <w:sz w:val="28"/>
+                      <w:szCs w:val="28"/>
+                    </w:rPr>
+                    <w:t>100%</w:t>
+                  </w:r>
                 </w:p>
               </w:tc>
             </w:tr>
@@ -805,47 +853,19 @@
                       <w:szCs w:val="28"/>
                     </w:rPr>
                   </w:pPr>
+                  <w:r>
+                    <w:rPr>
+                      <w:rFonts w:ascii="Times New Roman" w:hAnsi="Times New Roman" w:cs="Times New Roman"/>
+                      <w:sz w:val="28"/>
+                      <w:szCs w:val="28"/>
+                    </w:rPr>
+                    <w:t>Nguyễn Gia Huy</w:t>
+                  </w:r>
                 </w:p>
               </w:tc>
               <w:tc>
                 <w:tcPr>
                   <w:tcW w:w="2338" w:type="dxa"/>
-                </w:tcPr>
-                <w:p>
-                  <w:pPr>
-                    <w:framePr w:hSpace="180" w:wrap="around" w:hAnchor="margin" w:xAlign="center" w:y="-447"/>
-                    <w:spacing w:after="0" w:line="240" w:lineRule="auto"/>
-                    <w:jc w:val="center"/>
-                    <w:rPr>
-                      <w:rFonts w:ascii="Times New Roman" w:hAnsi="Times New Roman" w:cs="Times New Roman"/>
-                      <w:sz w:val="28"/>
-                      <w:szCs w:val="28"/>
-                    </w:rPr>
-                  </w:pPr>
-                </w:p>
-              </w:tc>
-              <w:tc>
-                <w:tcPr>
-                  <w:tcW w:w="2338" w:type="dxa"/>
-                </w:tcPr>
-                <w:p>
-                  <w:pPr>
-                    <w:framePr w:hSpace="180" w:wrap="around" w:hAnchor="margin" w:xAlign="center" w:y="-447"/>
-                    <w:spacing w:after="0" w:line="240" w:lineRule="auto"/>
-                    <w:jc w:val="center"/>
-                    <w:rPr>
-                      <w:rFonts w:ascii="Times New Roman" w:hAnsi="Times New Roman" w:cs="Times New Roman"/>
-                      <w:sz w:val="28"/>
-                      <w:szCs w:val="28"/>
-                    </w:rPr>
-                  </w:pPr>
-                </w:p>
-              </w:tc>
-            </w:tr>
-            <w:tr>
-              <w:tc>
-                <w:tcPr>
-                  <w:tcW w:w="1075" w:type="dxa"/>
                 </w:tcPr>
                 <w:p>
                   <w:pPr>
@@ -864,24 +884,8 @@
                       <w:sz w:val="28"/>
                       <w:szCs w:val="28"/>
                     </w:rPr>
-                    <w:t>5</w:t>
+                    <w:t>65131305</w:t>
                   </w:r>
-                </w:p>
-              </w:tc>
-              <w:tc>
-                <w:tcPr>
-                  <w:tcW w:w="3599" w:type="dxa"/>
-                </w:tcPr>
-                <w:p>
-                  <w:pPr>
-                    <w:framePr w:hSpace="180" w:wrap="around" w:hAnchor="margin" w:xAlign="center" w:y="-447"/>
-                    <w:spacing w:after="0" w:line="240" w:lineRule="auto"/>
-                    <w:rPr>
-                      <w:rFonts w:ascii="Times New Roman" w:hAnsi="Times New Roman" w:cs="Times New Roman"/>
-                      <w:sz w:val="28"/>
-                      <w:szCs w:val="28"/>
-                    </w:rPr>
-                  </w:pPr>
                 </w:p>
               </w:tc>
               <w:tc>
@@ -899,23 +903,14 @@
                       <w:szCs w:val="28"/>
                     </w:rPr>
                   </w:pPr>
-                </w:p>
-              </w:tc>
-              <w:tc>
-                <w:tcPr>
-                  <w:tcW w:w="2338" w:type="dxa"/>
-                </w:tcPr>
-                <w:p>
-                  <w:pPr>
-                    <w:framePr w:hSpace="180" w:wrap="around" w:hAnchor="margin" w:xAlign="center" w:y="-447"/>
-                    <w:spacing w:after="0" w:line="240" w:lineRule="auto"/>
-                    <w:jc w:val="center"/>
+                  <w:r>
                     <w:rPr>
                       <w:rFonts w:ascii="Times New Roman" w:hAnsi="Times New Roman" w:cs="Times New Roman"/>
                       <w:sz w:val="28"/>
                       <w:szCs w:val="28"/>
                     </w:rPr>
-                  </w:pPr>
+                    <w:t>100%</w:t>
+                  </w:r>
                 </w:p>
               </w:tc>
             </w:tr>
@@ -932,17 +927,6 @@
           </w:p>
           <w:p>
             <w:pPr>
-              <w:jc w:val="center"/>
-              <w:rPr>
-                <w:rFonts w:ascii="Times New Roman" w:hAnsi="Times New Roman" w:cs="Times New Roman"/>
-                <w:sz w:val="28"/>
-                <w:szCs w:val="28"/>
-              </w:rPr>
-            </w:pPr>
-          </w:p>
-          <w:p>
-            <w:pPr>
-              <w:jc w:val="center"/>
               <w:rPr>
                 <w:rFonts w:ascii="Times New Roman" w:hAnsi="Times New Roman" w:cs="Times New Roman"/>
                 <w:sz w:val="26"/>
